--- a/doc_internal/About Page.docx
+++ b/doc_internal/About Page.docx
@@ -323,95 +323,7 @@
           <w:kern w:val="0"/>
           <w14:ligatures w14:val="none"/>
         </w:rPr>
-        <w:t xml:space="preserve">This map </w:t>
-      </w:r>
-      <w:r>
-        <w:rPr>
-          <w:rFonts w:eastAsia="Times New Roman" w:cstheme="minorHAnsi"/>
-          <w:kern w:val="0"/>
-          <w14:ligatures w14:val="none"/>
-        </w:rPr>
-        <w:t>is non-exhaustive</w:t>
-      </w:r>
-      <w:r>
-        <w:rPr>
-          <w:rFonts w:eastAsia="Times New Roman" w:cstheme="minorHAnsi"/>
-          <w:kern w:val="0"/>
-          <w14:ligatures w14:val="none"/>
-        </w:rPr>
-        <w:t xml:space="preserve"> and based primarily on sources that are publicly available</w:t>
-      </w:r>
-      <w:r>
-        <w:rPr>
-          <w:rFonts w:eastAsia="Times New Roman" w:cstheme="minorHAnsi"/>
-          <w:kern w:val="0"/>
-          <w14:ligatures w14:val="none"/>
-        </w:rPr>
-        <w:t xml:space="preserve">, </w:t>
-      </w:r>
-      <w:r>
-        <w:rPr>
-          <w:rFonts w:eastAsia="Times New Roman" w:cstheme="minorHAnsi"/>
-          <w:kern w:val="0"/>
-          <w14:ligatures w14:val="none"/>
-        </w:rPr>
-        <w:t>and</w:t>
-      </w:r>
-      <w:r>
-        <w:rPr>
-          <w:rFonts w:eastAsia="Times New Roman" w:cstheme="minorHAnsi"/>
-          <w:kern w:val="0"/>
-          <w14:ligatures w14:val="none"/>
-        </w:rPr>
-        <w:t xml:space="preserve"> therefore</w:t>
-      </w:r>
-      <w:r>
-        <w:rPr>
-          <w:rFonts w:eastAsia="Times New Roman" w:cstheme="minorHAnsi"/>
-          <w:kern w:val="0"/>
-          <w14:ligatures w14:val="none"/>
-        </w:rPr>
-        <w:t xml:space="preserve"> easier to map</w:t>
-      </w:r>
-      <w:r>
-        <w:rPr>
-          <w:rFonts w:eastAsia="Times New Roman" w:cstheme="minorHAnsi"/>
-          <w:kern w:val="0"/>
-          <w14:ligatures w14:val="none"/>
-        </w:rPr>
-        <w:t xml:space="preserve"> at a scale</w:t>
-      </w:r>
-      <w:r>
-        <w:rPr>
-          <w:rFonts w:eastAsia="Times New Roman" w:cstheme="minorHAnsi"/>
-          <w:kern w:val="0"/>
-          <w14:ligatures w14:val="none"/>
-        </w:rPr>
-        <w:t xml:space="preserve">. </w:t>
-      </w:r>
-      <w:r>
-        <w:rPr>
-          <w:rFonts w:eastAsia="Times New Roman" w:cstheme="minorHAnsi"/>
-          <w:kern w:val="0"/>
-          <w14:ligatures w14:val="none"/>
-        </w:rPr>
-        <w:t xml:space="preserve">These are often organizations and civic spaces </w:t>
-      </w:r>
-      <w:r>
-        <w:rPr>
-          <w:rFonts w:eastAsia="Times New Roman" w:cstheme="minorHAnsi"/>
-          <w:kern w:val="0"/>
-          <w14:ligatures w14:val="none"/>
-        </w:rPr>
-        <w:t>with an explicit role in supporting newcomers, either by providing resources directly or helping people navigate them (for example: ESOL classes, employment support, citizenship services, and immigration legal help).</w:t>
-      </w:r>
-      <w:r>
-        <w:rPr>
-          <w:rFonts w:eastAsia="Times New Roman" w:cstheme="minorHAnsi"/>
-          <w:kern w:val="0"/>
-          <w14:ligatures w14:val="none"/>
-        </w:rPr>
-        <w:t xml:space="preserve"> In many cases, these places also have staff who are trained to work with newly arrived immigrants, and their services are intentionally designed around access, signposting, and support.</w:t>
+        <w:t>This map is selective rather than exhaustive. It includes publicly visible and relatively stable places that can play an important role in helping people settle into everyday life.</w:t>
       </w:r>
     </w:p>
     <w:p>
@@ -429,7 +341,78 @@
           <w:kern w:val="0"/>
           <w14:ligatures w14:val="none"/>
         </w:rPr>
-        <w:t>At the same time, many important arrival spaces are harder to capture through public data alone. Religious institutions, for example, often play a crucial role in welcoming and serving immigrants. Everyday commercial spaces—barbershops, cafés, laundromats—and public spaces like parks can also be central to daily life, informal information-sharing, and community formation. Mapping these spaces typically requires local, contextual knowledge, and is often only feasible at a much finer, neighborhood scale. It also raises questions about privacy, safety, and what should (or should not) be made publicly visible in a public-facing map.</w:t>
+        <w:t xml:space="preserve">It began with organizations and civic spaces that explicitly support newcomers, such as public libraries, ESOL programs, immigrant-serving organizations, legal services, and employment support. Over time, it has expanded to include other community resources that are often identified as important in practice, including some health centers, community centers, </w:t>
+      </w:r>
+      <w:r>
+        <w:rPr>
+          <w:rFonts w:eastAsia="Times New Roman" w:cstheme="minorHAnsi"/>
+          <w:kern w:val="0"/>
+          <w14:ligatures w14:val="none"/>
+        </w:rPr>
+        <w:t>certain religious institutions</w:t>
+      </w:r>
+      <w:r>
+        <w:rPr>
+          <w:rFonts w:eastAsia="Times New Roman" w:cstheme="minorHAnsi"/>
+          <w:kern w:val="0"/>
+          <w14:ligatures w14:val="none"/>
+        </w:rPr>
+        <w:t>, and government offices such as the DTA and SSA</w:t>
+      </w:r>
+      <w:r>
+        <w:rPr>
+          <w:rFonts w:eastAsia="Times New Roman" w:cstheme="minorHAnsi"/>
+          <w:kern w:val="0"/>
+          <w14:ligatures w14:val="none"/>
+        </w:rPr>
+        <w:t>. Many of these places serve both newcomers and long-term residents, which is part of their value as shared community infrastructure.</w:t>
+      </w:r>
+    </w:p>
+    <w:p>
+      <w:pPr>
+        <w:spacing w:before="100" w:beforeAutospacing="1" w:after="100" w:afterAutospacing="1" w:line="240" w:lineRule="auto"/>
+        <w:rPr>
+          <w:rFonts w:eastAsia="Times New Roman" w:cstheme="minorHAnsi"/>
+          <w:kern w:val="0"/>
+          <w14:ligatures w14:val="none"/>
+        </w:rPr>
+      </w:pPr>
+      <w:r>
+        <w:rPr>
+          <w:rFonts w:eastAsia="Times New Roman" w:cstheme="minorHAnsi"/>
+          <w:kern w:val="0"/>
+          <w14:ligatures w14:val="none"/>
+        </w:rPr>
+        <w:t>This project does not aim to map every relevant place. Some resources are already better represented by dedicated directories created by others, so they are linked in the Additional Resources section rather than duplicated here. Other important spaces—such as ethnic shops, informal gathering places, and some locally significant religious or social spaces—are harder to include responsibly because they require more local knowledge and careful judgment around privacy, safety, and public visibility.</w:t>
+      </w:r>
+    </w:p>
+    <w:p>
+      <w:pPr>
+        <w:spacing w:before="100" w:beforeAutospacing="1" w:after="100" w:afterAutospacing="1" w:line="240" w:lineRule="auto"/>
+        <w:rPr>
+          <w:rFonts w:eastAsia="Times New Roman" w:cstheme="minorHAnsi"/>
+          <w:kern w:val="0"/>
+          <w14:ligatures w14:val="none"/>
+        </w:rPr>
+      </w:pPr>
+    </w:p>
+    <w:p>
+      <w:pPr>
+        <w:spacing w:before="100" w:beforeAutospacing="1" w:after="100" w:afterAutospacing="1" w:line="240" w:lineRule="auto"/>
+        <w:rPr>
+          <w:rFonts w:eastAsia="Times New Roman" w:cstheme="minorHAnsi"/>
+          <w:kern w:val="0"/>
+          <w14:ligatures w14:val="none"/>
+        </w:rPr>
+      </w:pPr>
+      <w:r>
+        <w:rPr>
+          <w:rFonts w:eastAsia="Times New Roman" w:cstheme="minorHAnsi"/>
+          <w:kern w:val="0"/>
+          <w14:ligatures w14:val="none"/>
+        </w:rPr>
+        <w:lastRenderedPageBreak/>
+        <w:t>This map should be understood as a curated starting point: a public-facing layer of community resources shaped by both publicly available information and conversations with people who know the landscape on the ground.</w:t>
       </w:r>
     </w:p>
     <w:p>
@@ -498,7 +481,6 @@
           <w:kern w:val="0"/>
           <w14:ligatures w14:val="none"/>
         </w:rPr>
-        <w:lastRenderedPageBreak/>
         <w:t>Expanding the map</w:t>
       </w:r>
       <w:r>
